--- a/courts/ninth-circuit/idaho/state/supreme-court/petition-for-rehearing/usage/OUTPUT-petition-for-rehearing.docx
+++ b/courts/ninth-circuit/idaho/state/supreme-court/petition-for-rehearing/usage/OUTPUT-petition-for-rehearing.docx
@@ -4734,6 +4734,7 @@
     <w:unhideWhenUsed/>
     <w:qFormat/>
     <w:pPr>
+      <w:keepLines/>
       <w:spacing w:before="0" w:after="140" w:line="322" w:lineRule="exact"/>
     </w:pPr>
     <w:rPr>

--- a/courts/ninth-circuit/idaho/state/supreme-court/petition-for-rehearing/usage/OUTPUT-petition-for-rehearing.docx
+++ b/courts/ninth-circuit/idaho/state/supreme-court/petition-for-rehearing/usage/OUTPUT-petition-for-rehearing.docx
@@ -1886,13 +1886,7 @@
         <w:pStyle w:val="BodyTextNote"/>
       </w:pPr>
       <w:r>
-        <w:t xml:space="preserve">When the Idaho Legislature put forward SJR 105 in 1994 to establish the Commission, it could have put all the structure of the Commission in the Idaho Constitution, as Arizona and Michigan, did when they created their Reapportionment Commissions. The Idaho Legislature did not do that; instead, it specifically provided that the Commission structure, duties, and criteria for redistricting would be implemented through statutes passed by the Legislature. This in effect allowed the Legislature to retain control over the Commission. And this structure of having an unelected body be accountable to the Legislature is the structure that the citizens of the state of Idaho ratified. After the ratification, in 1996, the Legislature enacted a new chapter, Chapter 15, Title 72, codified as Idaho Code §§ 72</w:t>
-      </w:r>
-      <w:r>
-        <w:noBreakHyphen/>
-      </w:r>
-      <w:r>
-        <w:t xml:space="preserve">1501 et al.</w:t>
+        <w:t xml:space="preserve">When the Idaho Legislature put forward SJR 105 in 1994 to establish the Commission, it could have put all the structure of the Commission in the Idaho Constitution, as Arizona and Michigan, did when they created their Reapportionment Commissions. The Idaho Legislature did not do that; instead, it specifically provided that the Commission structure, duties, and criteria for redistricting would be implemented through statutes passed by the Legislature. This in effect allowed the Legislature to retain control over the Commission. And this structure of having an unelected body be accountable to the Legislature is the structure that the citizens of the state of Idaho ratified. After the ratification, in 1996, the Legislature enacted a new chapter, Chapter 15, Title 72, codified as Idaho Code §§ 72-⁠1501 et al.</w:t>
       </w:r>
       <w:r>
         <w:rPr>
@@ -4985,6 +4979,33 @@
     <w:pPr>
       <w:spacing w:before="0" w:after="0" w:line="322" w:lineRule="exact"/>
       <w:ind w:left="2160" w:hanging="720"/>
+    </w:pPr>
+  </w:style>
+  <w:style w:type="paragraph" w:customStyle="1" w:styleId="XdQuoteList1">
+    <w:name w:val="Xd Quote List 1"/>
+    <w:basedOn w:val="Normal"/>
+    <w:qFormat/>
+    <w:pPr>
+      <w:spacing w:before="0" w:after="0" w:line="322" w:lineRule="exact"/>
+      <w:ind w:left="1440" w:right="720" w:hanging="720"/>
+    </w:pPr>
+  </w:style>
+  <w:style w:type="paragraph" w:customStyle="1" w:styleId="XdQuoteList2">
+    <w:name w:val="Xd Quote List 2"/>
+    <w:basedOn w:val="Normal"/>
+    <w:qFormat/>
+    <w:pPr>
+      <w:spacing w:before="0" w:after="0" w:line="322" w:lineRule="exact"/>
+      <w:ind w:left="2160" w:right="720" w:hanging="720"/>
+    </w:pPr>
+  </w:style>
+  <w:style w:type="paragraph" w:customStyle="1" w:styleId="XdQuoteList3">
+    <w:name w:val="Xd Quote List 3"/>
+    <w:basedOn w:val="Normal"/>
+    <w:qFormat/>
+    <w:pPr>
+      <w:spacing w:before="0" w:after="0" w:line="322" w:lineRule="exact"/>
+      <w:ind w:left="2880" w:right="720" w:hanging="720"/>
     </w:pPr>
   </w:style>
   <w:style w:type="paragraph" w:customStyle="1" w:styleId="XdList1">
